--- a/flow/20230914_vu_template/drafts/2024-02-u/12-ПН-Мелетія.docx
+++ b/flow/20230914_vu_template/drafts/2024-02-u/12-ПН-Мелетія.docx
@@ -3,33 +3,30 @@
 <w:document xmlns:mc="http://schemas.openxmlformats.org/markup-compatibility/2006" xmlns:o="urn:schemas-microsoft-com:office:office" xmlns:r="http://schemas.openxmlformats.org/officeDocument/2006/relationships" xmlns:m="http://schemas.openxmlformats.org/officeDocument/2006/math" xmlns:v="urn:schemas-microsoft-com:vml" xmlns:wp="http://schemas.openxmlformats.org/drawingml/2006/wordprocessingDrawing" xmlns:w10="urn:schemas-microsoft-com:office:word" xmlns:w="http://schemas.openxmlformats.org/wordprocessingml/2006/main" xmlns:wne="http://schemas.microsoft.com/office/word/2006/wordml" xmlns:sl="http://schemas.openxmlformats.org/schemaLibrary/2006/main" xmlns:a="http://schemas.openxmlformats.org/drawingml/2006/main" xmlns:pic="http://schemas.openxmlformats.org/drawingml/2006/picture" xmlns:c="http://schemas.openxmlformats.org/drawingml/2006/chart" xmlns:lc="http://schemas.openxmlformats.org/drawingml/2006/lockedCanvas" xmlns:dgm="http://schemas.openxmlformats.org/drawingml/2006/diagram" xmlns:wps="http://schemas.microsoft.com/office/word/2010/wordprocessingShape" xmlns:wpg="http://schemas.microsoft.com/office/word/2010/wordprocessingGroup" xmlns:w14="http://schemas.microsoft.com/office/word/2010/wordml" xmlns:w15="http://schemas.microsoft.com/office/word/2012/wordml">
   <w:body>
     <w:p>
-      <w:pPr>
-        <w:spacing w:after="120" w:lineRule="auto"/>
-        <w:rPr>
-          <w:rFonts w:ascii="Times New Roman" w:cs="Times New Roman" w:eastAsia="Times New Roman" w:hAnsi="Times New Roman"/>
-          <w:sz w:val="24"/>
-          <w:szCs w:val="24"/>
-        </w:rPr>
-      </w:pPr>
-      <w:r>
-        <w:rPr>
-          <w:rtl w:val="0"/>
-        </w:rPr>
-      </w:r>
-    </w:p>
-    <w:p>
-      <w:pPr>
-        <w:spacing w:after="120" w:lineRule="auto"/>
-        <w:rPr>
-          <w:rFonts w:ascii="Times New Roman" w:cs="Times New Roman" w:eastAsia="Times New Roman" w:hAnsi="Times New Roman"/>
-          <w:sz w:val="24"/>
-          <w:szCs w:val="24"/>
-        </w:rPr>
-      </w:pPr>
-      <w:r>
-        <w:rPr>
-          <w:rtl w:val="0"/>
-        </w:rPr>
+      <w:r>
+        <w:rPr>
+          <w:rFonts w:ascii="Times New Roman" w:hAnsi="Times New Roman"/>
+          <w:sz w:val="24"/>
+        </w:rPr>
+        <w:t>Лютий 12 Понеділок</w:t>
+      </w:r>
+    </w:p>
+    <w:p>
+      <w:r>
+        <w:rPr>
+          <w:rFonts w:ascii="Times New Roman" w:hAnsi="Times New Roman"/>
+          <w:sz w:val="24"/>
+        </w:rPr>
+        <w:t>Тиждень 37 по П'ятидесятниці</w:t>
+      </w:r>
+    </w:p>
+    <w:p>
+      <w:r>
+        <w:rPr>
+          <w:rFonts w:ascii="Times New Roman" w:hAnsi="Times New Roman"/>
+          <w:sz w:val="24"/>
+        </w:rPr>
+        <w:t>Святого отця нашого Мелетія, архиєпископа Антіохійського</w:t>
       </w:r>
     </w:p>
     <w:p>
@@ -5805,92 +5802,128 @@
     </w:p>
     <w:p>
       <w:pPr>
-        <w:spacing w:after="120" w:lineRule="auto"/>
-        <w:jc w:val="both"/>
-        <w:rPr>
-          <w:rFonts w:ascii="Times New Roman" w:cs="Times New Roman" w:eastAsia="Times New Roman" w:hAnsi="Times New Roman"/>
-          <w:sz w:val="24"/>
-          <w:szCs w:val="24"/>
-        </w:rPr>
-      </w:pPr>
-      <w:r>
-        <w:rPr>
-          <w:rtl w:val="0"/>
-        </w:rPr>
-      </w:r>
-    </w:p>
-    <w:p>
-      <w:pPr>
-        <w:spacing w:after="120" w:lineRule="auto"/>
-        <w:jc w:val="both"/>
-        <w:rPr>
-          <w:rFonts w:ascii="Times New Roman" w:cs="Times New Roman" w:eastAsia="Times New Roman" w:hAnsi="Times New Roman"/>
-          <w:sz w:val="24"/>
-          <w:szCs w:val="24"/>
-        </w:rPr>
-      </w:pPr>
-      <w:r>
-        <w:rPr>
-          <w:rFonts w:ascii="Times New Roman" w:cs="Times New Roman" w:eastAsia="Times New Roman" w:hAnsi="Times New Roman"/>
-          <w:i w:val="1"/>
-          <w:color w:val="ff0000"/>
-          <w:sz w:val="24"/>
-          <w:szCs w:val="24"/>
-          <w:rtl w:val="0"/>
-        </w:rPr>
-        <w:t xml:space="preserve">тропар</w:t>
-      </w:r>
-      <w:r>
-        <w:rPr>
-          <w:rtl w:val="0"/>
-        </w:rPr>
-      </w:r>
-    </w:p>
-    <w:p>
-      <w:pPr>
-        <w:spacing w:after="120" w:lineRule="auto"/>
-        <w:jc w:val="both"/>
-        <w:rPr>
-          <w:rFonts w:ascii="Times New Roman" w:cs="Times New Roman" w:eastAsia="Times New Roman" w:hAnsi="Times New Roman"/>
-          <w:sz w:val="24"/>
-          <w:szCs w:val="24"/>
-        </w:rPr>
-      </w:pPr>
-      <w:r>
-        <w:rPr>
-          <w:rFonts w:ascii="Times New Roman" w:cs="Times New Roman" w:eastAsia="Times New Roman" w:hAnsi="Times New Roman"/>
-          <w:b w:val="1"/>
-          <w:sz w:val="24"/>
-          <w:szCs w:val="24"/>
-          <w:rtl w:val="0"/>
-        </w:rPr>
-        <w:t xml:space="preserve">Слава: і нині:</w:t>
-      </w:r>
-      <w:r>
-        <w:rPr>
-          <w:rFonts w:ascii="Times New Roman" w:cs="Times New Roman" w:eastAsia="Times New Roman" w:hAnsi="Times New Roman"/>
-          <w:sz w:val="24"/>
-          <w:szCs w:val="24"/>
-          <w:rtl w:val="0"/>
-        </w:rPr>
-        <w:t xml:space="preserve"> </w:t>
-      </w:r>
-    </w:p>
-    <w:p>
-      <w:pPr>
-        <w:spacing w:after="120" w:lineRule="auto"/>
-        <w:jc w:val="both"/>
-        <w:rPr>
-          <w:rFonts w:ascii="Times New Roman" w:cs="Times New Roman" w:eastAsia="Times New Roman" w:hAnsi="Times New Roman"/>
-          <w:sz w:val="24"/>
-          <w:szCs w:val="24"/>
-        </w:rPr>
-      </w:pPr>
-      <w:r>
-        <w:rPr>
-          <w:rtl w:val="0"/>
-        </w:rPr>
-      </w:r>
+        <w:pStyle w:val="Normal"/>
+      </w:pPr>
+      <w:r>
+        <w:rPr>
+          <w:rFonts w:ascii="Times New Roman" w:hAnsi="Times New Roman"/>
+          <w:i/>
+          <w:color w:val="FF0000"/>
+          <w:sz w:val="24"/>
+        </w:rPr>
+        <w:t>Тропар (г. 4):</w:t>
+      </w:r>
+      <w:r>
+        <w:rPr>
+          <w:rFonts w:ascii="Times New Roman" w:hAnsi="Times New Roman"/>
+          <w:sz w:val="24"/>
+        </w:rPr>
+        <w:t xml:space="preserve"> Правилом віри і образом лагідности, учителем повздержности* явила тебе Твоєму стаду всіх речей істина.* Ради цього придбав ти смиренням високе, убогістю – багате,* отче, священноначальнику </w:t>
+      </w:r>
+      <w:r>
+        <w:rPr>
+          <w:rFonts w:ascii="Times New Roman" w:hAnsi="Times New Roman"/>
+          <w:sz w:val="24"/>
+        </w:rPr>
+        <w:t>Мелетіє</w:t>
+      </w:r>
+      <w:r>
+        <w:rPr>
+          <w:rFonts w:ascii="Times New Roman" w:hAnsi="Times New Roman"/>
+          <w:sz w:val="24"/>
+        </w:rPr>
+        <w:t>.* Моли Христа Бога, щоб спаслися душі наші.</w:t>
+      </w:r>
+    </w:p>
+    <w:p>
+      <w:pPr>
+        <w:pStyle w:val="a"/>
+      </w:pPr>
+      <w:r>
+        <w:rPr>
+          <w:rFonts w:ascii="Times New Roman" w:hAnsi="Times New Roman"/>
+          <w:b/>
+          <w:sz w:val="24"/>
+        </w:rPr>
+        <w:t xml:space="preserve">Слава, і нині: </w:t>
+      </w:r>
+      <w:r>
+        <w:rPr>
+          <w:rFonts w:ascii="Times New Roman" w:hAnsi="Times New Roman"/>
+          <w:i/>
+          <w:color w:val="FF0000"/>
+          <w:sz w:val="24"/>
+        </w:rPr>
+        <w:t xml:space="preserve">Богородичний (г. 4): </w:t>
+      </w:r>
+      <w:r>
+        <w:rPr>
+          <w:rFonts w:ascii="Times New Roman" w:hAnsi="Times New Roman"/>
+          <w:sz w:val="24"/>
+        </w:rPr>
+        <w:t xml:space="preserve">Вихованій у храмі, у </w:t>
+      </w:r>
+      <w:r>
+        <w:rPr>
+          <w:rFonts w:ascii="Times New Roman" w:hAnsi="Times New Roman"/>
+          <w:sz w:val="24"/>
+        </w:rPr>
+        <w:t>Святая</w:t>
+      </w:r>
+      <w:r>
+        <w:rPr>
+          <w:rFonts w:ascii="Times New Roman" w:hAnsi="Times New Roman"/>
+          <w:sz w:val="24"/>
+        </w:rPr>
+        <w:t xml:space="preserve">-святих,* зодягненій у віру і премудрість та безмірне </w:t>
+      </w:r>
+      <w:r>
+        <w:rPr>
+          <w:rFonts w:ascii="Times New Roman" w:hAnsi="Times New Roman"/>
+          <w:sz w:val="24"/>
+        </w:rPr>
+        <w:t>дівство</w:t>
+      </w:r>
+      <w:r>
+        <w:rPr>
+          <w:rFonts w:ascii="Times New Roman" w:hAnsi="Times New Roman"/>
+          <w:sz w:val="24"/>
+        </w:rPr>
+        <w:t xml:space="preserve">,* </w:t>
+      </w:r>
+      <w:r>
+        <w:rPr>
+          <w:rFonts w:ascii="Times New Roman" w:hAnsi="Times New Roman"/>
+          <w:sz w:val="24"/>
+        </w:rPr>
+        <w:t>архистратиг</w:t>
+      </w:r>
+      <w:r>
+        <w:rPr>
+          <w:rFonts w:ascii="Times New Roman" w:hAnsi="Times New Roman"/>
+          <w:sz w:val="24"/>
+        </w:rPr>
+        <w:t xml:space="preserve"> Гавриїл приніс з неба привітання: Радуйся, благословенна,* радуйся, </w:t>
+      </w:r>
+      <w:r>
+        <w:rPr>
+          <w:rFonts w:ascii="Times New Roman" w:hAnsi="Times New Roman"/>
+          <w:sz w:val="24"/>
+        </w:rPr>
+        <w:t>препрославлена</w:t>
+      </w:r>
+      <w:r>
+        <w:rPr>
+          <w:rFonts w:ascii="Times New Roman" w:hAnsi="Times New Roman"/>
+          <w:sz w:val="24"/>
+        </w:rPr>
+        <w:t>, – Господь з тобою.</w:t>
+      </w:r>
+    </w:p>
+    <w:p>
+      <w:pPr>
+        <w:pStyle w:val="a"/>
+      </w:pPr>
     </w:p>
     <w:p>
       <w:pPr>
@@ -6632,64 +6665,12 @@
       </w:r>
     </w:p>
     <w:p>
-      <w:pPr>
-        <w:spacing w:after="120" w:lineRule="auto"/>
-        <w:jc w:val="both"/>
-        <w:rPr>
-          <w:rFonts w:ascii="Times New Roman" w:cs="Times New Roman" w:eastAsia="Times New Roman" w:hAnsi="Times New Roman"/>
-          <w:sz w:val="24"/>
-          <w:szCs w:val="24"/>
-        </w:rPr>
-      </w:pPr>
-      <w:r>
-        <w:rPr>
-          <w:rFonts w:ascii="Times New Roman" w:cs="Times New Roman" w:eastAsia="Times New Roman" w:hAnsi="Times New Roman"/>
-          <w:i w:val="1"/>
-          <w:color w:val="ff0000"/>
-          <w:sz w:val="24"/>
-          <w:szCs w:val="24"/>
-          <w:rtl w:val="0"/>
-        </w:rPr>
-        <w:t xml:space="preserve">Священик:</w:t>
-      </w:r>
-      <w:r>
-        <w:rPr>
-          <w:rFonts w:ascii="Times New Roman" w:cs="Times New Roman" w:eastAsia="Times New Roman" w:hAnsi="Times New Roman"/>
-          <w:color w:val="ff0000"/>
-          <w:sz w:val="24"/>
-          <w:szCs w:val="24"/>
-          <w:rtl w:val="0"/>
-        </w:rPr>
-        <w:t xml:space="preserve"> </w:t>
-      </w:r>
-      <w:r>
-        <w:rPr>
-          <w:rFonts w:ascii="Times New Roman" w:cs="Times New Roman" w:eastAsia="Times New Roman" w:hAnsi="Times New Roman"/>
-          <w:sz w:val="24"/>
-          <w:szCs w:val="24"/>
-          <w:rtl w:val="0"/>
-        </w:rPr>
-        <w:t xml:space="preserve">Христос, істинний Бог наш, молитвами пречистої своєї Матері, заступництвом чесних небесних сил безплотних, святих, славних і всехвальних апостолів, і святого (</w:t>
-      </w:r>
-      <w:r>
-        <w:rPr>
-          <w:rFonts w:ascii="Times New Roman" w:cs="Times New Roman" w:eastAsia="Times New Roman" w:hAnsi="Times New Roman"/>
-          <w:i w:val="1"/>
-          <w:color w:val="ff0000"/>
-          <w:sz w:val="24"/>
-          <w:szCs w:val="24"/>
-          <w:rtl w:val="0"/>
-        </w:rPr>
-        <w:t xml:space="preserve">ім'я, якого є храм</w:t>
-      </w:r>
-      <w:r>
-        <w:rPr>
-          <w:rFonts w:ascii="Times New Roman" w:cs="Times New Roman" w:eastAsia="Times New Roman" w:hAnsi="Times New Roman"/>
-          <w:sz w:val="24"/>
-          <w:szCs w:val="24"/>
-          <w:rtl w:val="0"/>
-        </w:rPr>
-        <w:t xml:space="preserve">), і святого , і всіх святих, помилує і спасе нас, як благий і чоловіколюбець.</w:t>
+      <w:r>
+        <w:rPr>
+          <w:rFonts w:ascii="Times New Roman" w:hAnsi="Times New Roman"/>
+          <w:sz w:val="24"/>
+        </w:rPr>
+        <w:t>Священик: Христос, істинний Бог наш, молитвами пречистої своєї Матері, заступництвом чесних небесних сил безтілесних, святих, славних і всехвальних апостолів, святого, якого є храм, святого отця нашого Мелетія, архиєпископа Антіохійського, і всіх святих, помилує і спасе нас, як благий і чоловіколюбець.</w:t>
       </w:r>
     </w:p>
     <w:p>
@@ -10785,10 +10766,9 @@
           <w:rFonts w:ascii="Times New Roman" w:cs="Times New Roman" w:eastAsia="Times New Roman" w:hAnsi="Times New Roman"/>
           <w:i w:val="1"/>
           <w:color w:val="ff0000"/>
-          <w:highlight w:val="yellow"/>
-          <w:rtl w:val="0"/>
-        </w:rPr>
-        <w:t xml:space="preserve">???</w:t>
+          <w:rtl w:val="0"/>
+        </w:rPr>
+        <w:t>4</w:t>
       </w:r>
       <w:r>
         <w:rPr>
@@ -11049,135 +11029,72 @@
     </w:p>
     <w:p>
       <w:pPr>
-        <w:spacing w:after="120" w:lineRule="auto"/>
-        <w:jc w:val="both"/>
-        <w:rPr>
-          <w:rFonts w:ascii="Times New Roman" w:cs="Times New Roman" w:eastAsia="Times New Roman" w:hAnsi="Times New Roman"/>
-          <w:b w:val="1"/>
-          <w:sz w:val="24"/>
-          <w:szCs w:val="24"/>
-        </w:rPr>
-      </w:pPr>
-      <w:r>
-        <w:rPr>
-          <w:rtl w:val="0"/>
-        </w:rPr>
-      </w:r>
-    </w:p>
-    <w:p>
-      <w:pPr>
-        <w:spacing w:after="120" w:lineRule="auto"/>
-        <w:jc w:val="both"/>
-        <w:rPr>
-          <w:rFonts w:ascii="Times New Roman" w:cs="Times New Roman" w:eastAsia="Times New Roman" w:hAnsi="Times New Roman"/>
-          <w:i w:val="1"/>
-          <w:sz w:val="24"/>
-          <w:szCs w:val="24"/>
-        </w:rPr>
-      </w:pPr>
-      <w:r>
-        <w:rPr>
-          <w:rFonts w:ascii="Times New Roman" w:cs="Times New Roman" w:eastAsia="Times New Roman" w:hAnsi="Times New Roman"/>
-          <w:b w:val="1"/>
-          <w:sz w:val="24"/>
-          <w:szCs w:val="24"/>
-          <w:rtl w:val="0"/>
-        </w:rPr>
-        <w:t xml:space="preserve">Слава: </w:t>
-      </w:r>
-      <w:r>
-        <w:rPr>
-          <w:rtl w:val="0"/>
-        </w:rPr>
-      </w:r>
-    </w:p>
-    <w:p>
-      <w:pPr>
-        <w:spacing w:after="120" w:lineRule="auto"/>
-        <w:jc w:val="both"/>
-        <w:rPr>
-          <w:rFonts w:ascii="Times New Roman" w:cs="Times New Roman" w:eastAsia="Times New Roman" w:hAnsi="Times New Roman"/>
-          <w:sz w:val="24"/>
-          <w:szCs w:val="24"/>
-        </w:rPr>
-      </w:pPr>
-      <w:r>
-        <w:rPr>
-          <w:rFonts w:ascii="Times New Roman" w:cs="Times New Roman" w:eastAsia="Times New Roman" w:hAnsi="Times New Roman"/>
-          <w:b w:val="1"/>
-          <w:sz w:val="24"/>
-          <w:szCs w:val="24"/>
-          <w:rtl w:val="0"/>
-        </w:rPr>
-        <w:t xml:space="preserve">І нині:</w:t>
-      </w:r>
-      <w:r>
-        <w:rPr>
-          <w:rFonts w:ascii="Times New Roman" w:cs="Times New Roman" w:eastAsia="Times New Roman" w:hAnsi="Times New Roman"/>
-          <w:sz w:val="24"/>
-          <w:szCs w:val="24"/>
-          <w:rtl w:val="0"/>
-        </w:rPr>
-        <w:t xml:space="preserve"> </w:t>
-      </w:r>
-    </w:p>
-    <w:p>
-      <w:pPr>
-        <w:spacing w:after="120" w:lineRule="auto"/>
-        <w:jc w:val="both"/>
-        <w:rPr>
-          <w:rFonts w:ascii="Times New Roman" w:cs="Times New Roman" w:eastAsia="Times New Roman" w:hAnsi="Times New Roman"/>
-          <w:sz w:val="24"/>
-          <w:szCs w:val="24"/>
-        </w:rPr>
-      </w:pPr>
-      <w:r>
-        <w:rPr>
-          <w:rtl w:val="0"/>
-        </w:rPr>
-      </w:r>
-    </w:p>
-    <w:p>
-      <w:pPr>
-        <w:spacing w:after="120" w:lineRule="auto"/>
-        <w:jc w:val="both"/>
-        <w:rPr>
-          <w:rFonts w:ascii="Times New Roman" w:cs="Times New Roman" w:eastAsia="Times New Roman" w:hAnsi="Times New Roman"/>
-          <w:i w:val="1"/>
-          <w:color w:val="ff0000"/>
-          <w:sz w:val="24"/>
-          <w:szCs w:val="24"/>
-        </w:rPr>
-      </w:pPr>
-      <w:r>
-        <w:rPr>
-          <w:rFonts w:ascii="Times New Roman" w:cs="Times New Roman" w:eastAsia="Times New Roman" w:hAnsi="Times New Roman"/>
-          <w:i w:val="1"/>
-          <w:color w:val="ff0000"/>
-          <w:sz w:val="24"/>
-          <w:szCs w:val="24"/>
-          <w:rtl w:val="0"/>
-        </w:rPr>
-        <w:t xml:space="preserve">По тропарях читає читець чергову катизму, після якої диякон перед св. дверми виголошує:</w:t>
-      </w:r>
-    </w:p>
-    <w:p>
-      <w:pPr>
-        <w:spacing w:after="120" w:lineRule="auto"/>
-        <w:jc w:val="both"/>
-        <w:rPr>
-          <w:rFonts w:ascii="Times New Roman" w:cs="Times New Roman" w:eastAsia="Times New Roman" w:hAnsi="Times New Roman"/>
-          <w:i w:val="1"/>
-          <w:color w:val="000000"/>
-          <w:sz w:val="24"/>
-          <w:szCs w:val="24"/>
-        </w:rPr>
-      </w:pPr>
-      <w:r>
-        <w:rPr>
-          <w:rtl w:val="0"/>
-        </w:rPr>
-      </w:r>
+        <w:pStyle w:val="Normal"/>
+      </w:pPr>
+      <w:r>
+        <w:rPr>
+          <w:rFonts w:ascii="Times New Roman" w:hAnsi="Times New Roman"/>
+          <w:i/>
+          <w:color w:val="FF0000"/>
+          <w:sz w:val="24"/>
+        </w:rPr>
+        <w:t>Тропар (г. 4):</w:t>
+      </w:r>
+      <w:r>
+        <w:rPr>
+          <w:rFonts w:ascii="Times New Roman" w:hAnsi="Times New Roman"/>
+          <w:sz w:val="24"/>
+        </w:rPr>
+        <w:t xml:space="preserve"> Правилом віри і образом лагідности, учителем повздержности* явила тебе Твоєму стаду всіх речей істина.* Ради цього придбав ти смиренням високе, убогістю – багате,* отче, священноначальнику </w:t>
+      </w:r>
+      <w:r>
+        <w:rPr>
+          <w:rFonts w:ascii="Times New Roman" w:hAnsi="Times New Roman"/>
+          <w:sz w:val="24"/>
+        </w:rPr>
+        <w:t>Мелетіє</w:t>
+      </w:r>
+      <w:r>
+        <w:rPr>
+          <w:rFonts w:ascii="Times New Roman" w:hAnsi="Times New Roman"/>
+          <w:sz w:val="24"/>
+        </w:rPr>
+        <w:t>.* Моли Христа Бога, щоб спаслися душі наші.</w:t>
+      </w:r>
+    </w:p>
+    <w:p>
+      <w:pPr>
+        <w:pStyle w:val="a"/>
+      </w:pPr>
+      <w:r>
+        <w:rPr>
+          <w:rFonts w:ascii="Times New Roman" w:hAnsi="Times New Roman"/>
+          <w:b/>
+          <w:sz w:val="24"/>
+        </w:rPr>
+        <w:t xml:space="preserve">Слава, і нині: </w:t>
+      </w:r>
+      <w:r>
+        <w:rPr>
+          <w:rFonts w:ascii="Times New Roman" w:hAnsi="Times New Roman"/>
+          <w:i/>
+          <w:color w:val="FF0000"/>
+          <w:sz w:val="24"/>
+        </w:rPr>
+        <w:t xml:space="preserve">Богородичний (г. 4): </w:t>
+      </w:r>
+      <w:r>
+        <w:rPr>
+          <w:rFonts w:ascii="Times New Roman" w:hAnsi="Times New Roman"/>
+          <w:sz w:val="24"/>
+        </w:rPr>
+        <w:t>Ти вища від усіх створінь, Богородице,* тож, не вміючи достойно тебе оспівувати,* молимось: Ласкаво помилуй нас!</w:t>
+      </w:r>
+    </w:p>
+    <w:p>
+      <w:pPr>
+        <w:pStyle w:val="a"/>
+      </w:pPr>
     </w:p>
     <w:p>
       <w:pPr>
@@ -17234,35 +17151,72 @@
     </w:p>
     <w:p>
       <w:pPr>
-        <w:spacing w:after="120" w:lineRule="auto"/>
-        <w:jc w:val="both"/>
-        <w:rPr>
-          <w:rFonts w:ascii="Times New Roman" w:cs="Times New Roman" w:eastAsia="Times New Roman" w:hAnsi="Times New Roman"/>
-          <w:sz w:val="24"/>
-          <w:szCs w:val="24"/>
-        </w:rPr>
-      </w:pPr>
-      <w:r>
-        <w:rPr>
-          <w:rtl w:val="0"/>
-        </w:rPr>
-      </w:r>
-    </w:p>
-    <w:p>
-      <w:pPr>
-        <w:spacing w:after="120" w:lineRule="auto"/>
-        <w:jc w:val="both"/>
-        <w:rPr>
-          <w:rFonts w:ascii="Times New Roman" w:cs="Times New Roman" w:eastAsia="Times New Roman" w:hAnsi="Times New Roman"/>
-          <w:sz w:val="24"/>
-          <w:szCs w:val="24"/>
-        </w:rPr>
-      </w:pPr>
-      <w:r>
-        <w:rPr>
-          <w:rtl w:val="0"/>
-        </w:rPr>
-      </w:r>
+        <w:pStyle w:val="Normal"/>
+      </w:pPr>
+      <w:r>
+        <w:rPr>
+          <w:rFonts w:ascii="Times New Roman" w:hAnsi="Times New Roman"/>
+          <w:i/>
+          <w:color w:val="FF0000"/>
+          <w:sz w:val="24"/>
+        </w:rPr>
+        <w:t>Тропар (г. 4):</w:t>
+      </w:r>
+      <w:r>
+        <w:rPr>
+          <w:rFonts w:ascii="Times New Roman" w:hAnsi="Times New Roman"/>
+          <w:sz w:val="24"/>
+        </w:rPr>
+        <w:t xml:space="preserve"> Правилом віри і образом лагідности, учителем повздержности* явила тебе Твоєму стаду всіх речей істина.* Ради цього придбав ти смиренням високе, убогістю – багате,* отче, священноначальнику </w:t>
+      </w:r>
+      <w:r>
+        <w:rPr>
+          <w:rFonts w:ascii="Times New Roman" w:hAnsi="Times New Roman"/>
+          <w:sz w:val="24"/>
+        </w:rPr>
+        <w:t>Мелетіє</w:t>
+      </w:r>
+      <w:r>
+        <w:rPr>
+          <w:rFonts w:ascii="Times New Roman" w:hAnsi="Times New Roman"/>
+          <w:sz w:val="24"/>
+        </w:rPr>
+        <w:t>.* Моли Христа Бога, щоб спаслися душі наші.</w:t>
+      </w:r>
+    </w:p>
+    <w:p>
+      <w:pPr>
+        <w:pStyle w:val="a"/>
+      </w:pPr>
+      <w:r>
+        <w:rPr>
+          <w:rFonts w:ascii="Times New Roman" w:hAnsi="Times New Roman"/>
+          <w:b/>
+          <w:sz w:val="24"/>
+        </w:rPr>
+        <w:t xml:space="preserve">Слава, і нині: </w:t>
+      </w:r>
+      <w:r>
+        <w:rPr>
+          <w:rFonts w:ascii="Times New Roman" w:hAnsi="Times New Roman"/>
+          <w:i/>
+          <w:color w:val="FF0000"/>
+          <w:sz w:val="24"/>
+        </w:rPr>
+        <w:t xml:space="preserve">Богородичний (г. 4): </w:t>
+      </w:r>
+      <w:r>
+        <w:rPr>
+          <w:rFonts w:ascii="Times New Roman" w:hAnsi="Times New Roman"/>
+          <w:sz w:val="24"/>
+        </w:rPr>
+        <w:t>Ти вища від усіх створінь, Богородице,* тож, не вміючи достойно тебе оспівувати,* молимось: Ласкаво помилуй нас!</w:t>
+      </w:r>
+    </w:p>
+    <w:p>
+      <w:pPr>
+        <w:pStyle w:val="a"/>
+      </w:pPr>
     </w:p>
     <w:p>
       <w:pPr>
@@ -17965,64 +17919,12 @@
       </w:r>
     </w:p>
     <w:p>
-      <w:pPr>
-        <w:spacing w:after="120" w:lineRule="auto"/>
-        <w:jc w:val="both"/>
-        <w:rPr>
-          <w:rFonts w:ascii="Times New Roman" w:cs="Times New Roman" w:eastAsia="Times New Roman" w:hAnsi="Times New Roman"/>
-          <w:sz w:val="24"/>
-          <w:szCs w:val="24"/>
-        </w:rPr>
-      </w:pPr>
-      <w:r>
-        <w:rPr>
-          <w:rFonts w:ascii="Times New Roman" w:cs="Times New Roman" w:eastAsia="Times New Roman" w:hAnsi="Times New Roman"/>
-          <w:i w:val="1"/>
-          <w:color w:val="ff0000"/>
-          <w:sz w:val="24"/>
-          <w:szCs w:val="24"/>
-          <w:rtl w:val="0"/>
-        </w:rPr>
-        <w:t xml:space="preserve">Священик:</w:t>
-      </w:r>
-      <w:r>
-        <w:rPr>
-          <w:rFonts w:ascii="Times New Roman" w:cs="Times New Roman" w:eastAsia="Times New Roman" w:hAnsi="Times New Roman"/>
-          <w:color w:val="ff0000"/>
-          <w:sz w:val="24"/>
-          <w:szCs w:val="24"/>
-          <w:rtl w:val="0"/>
-        </w:rPr>
-        <w:t xml:space="preserve"> </w:t>
-      </w:r>
-      <w:r>
-        <w:rPr>
-          <w:rFonts w:ascii="Times New Roman" w:cs="Times New Roman" w:eastAsia="Times New Roman" w:hAnsi="Times New Roman"/>
-          <w:sz w:val="24"/>
-          <w:szCs w:val="24"/>
-          <w:rtl w:val="0"/>
-        </w:rPr>
-        <w:t xml:space="preserve">Христос, істинний Бог наш, молитвами пречистої своєї Матері, заступництвом чесних небесних сил безплотних, святих, славних і всехвальних апостолів, і святого (</w:t>
-      </w:r>
-      <w:r>
-        <w:rPr>
-          <w:rFonts w:ascii="Times New Roman" w:cs="Times New Roman" w:eastAsia="Times New Roman" w:hAnsi="Times New Roman"/>
-          <w:i w:val="1"/>
-          <w:color w:val="ff0000"/>
-          <w:sz w:val="24"/>
-          <w:szCs w:val="24"/>
-          <w:rtl w:val="0"/>
-        </w:rPr>
-        <w:t xml:space="preserve">ім'я, якого є храм</w:t>
-      </w:r>
-      <w:r>
-        <w:rPr>
-          <w:rFonts w:ascii="Times New Roman" w:cs="Times New Roman" w:eastAsia="Times New Roman" w:hAnsi="Times New Roman"/>
-          <w:sz w:val="24"/>
-          <w:szCs w:val="24"/>
-          <w:rtl w:val="0"/>
-        </w:rPr>
-        <w:t xml:space="preserve">), і святого …, і всіх святих, помилує і спасе нас, як благий і чоловіколюбець.</w:t>
+      <w:r>
+        <w:rPr>
+          <w:rFonts w:ascii="Times New Roman" w:hAnsi="Times New Roman"/>
+          <w:sz w:val="24"/>
+        </w:rPr>
+        <w:t>Священик: Христос, істинний Бог наш, молитвами пречистої своєї Матері, заступництвом чесних небесних сил безтілесних, святих, славних і всехвальних апостолів, святого, якого є храм, святого отця нашого Мелетія, архиєпископа Антіохійського, і всіх святих, помилує і спасе нас, як благий і чоловіколюбець.</w:t>
       </w:r>
     </w:p>
     <w:p>
